--- a/example_articles/states/Louisiana/1.states_Louisiana_New_York_Times.docx
+++ b/example_articles/states/Louisiana/1.states_Louisiana_New_York_Times.docx
@@ -27,17 +27,17 @@
     </w:p>
     <w:p>
       <w:r>
-        <w:t>Source File: NYT/41.DOCX</w:t>
+        <w:t>Source file: NYT/41.DOCX</w:t>
       </w:r>
     </w:p>
     <w:p>
       <w:r>
-        <w:t>Raw locations result: ['Louisiana']</w:t>
+        <w:t>Raw locations result, 'locations': ['Louisiana']</w:t>
       </w:r>
     </w:p>
     <w:p>
       <w:r>
-        <w:t>states_stand_flat (Standardized): Louisiana</w:t>
+        <w:t>Standardized locations result, 'states_stand_flat': Louisiana</w:t>
       </w:r>
     </w:p>
     <w:p>

--- a/example_articles/states/Louisiana/1.states_Louisiana_New_York_Times.docx
+++ b/example_articles/states/Louisiana/1.states_Louisiana_New_York_Times.docx
@@ -7,7 +7,7 @@
         <w:pStyle w:val="Heading1"/>
       </w:pPr>
       <w:r>
-        <w:t>For Buffalo, the Bills Pay Off</w:t>
+        <w:t>In Feast of Louisiana Governor's Race, Revenge Is Main Course</w:t>
       </w:r>
     </w:p>
     <w:p>
@@ -17,17 +17,17 @@
     </w:p>
     <w:p>
       <w:r>
-        <w:t>Date: 1991-01-26</w:t>
+        <w:t>Date: 1991-09-02</w:t>
       </w:r>
     </w:p>
     <w:p>
       <w:r>
-        <w:t>Section: Section 1;; Section 1; Page 25; Column 1; Editorial Desk; Column 1;; Op-Ed</w:t>
+        <w:t>Section: Section 1;; Section 1; Page 8; Column 2; National Desk; Column 2;; Biography</w:t>
       </w:r>
     </w:p>
     <w:p>
       <w:r>
-        <w:t>Source file: NYT/41.DOCX</w:t>
+        <w:t>Source file: NYT/50.DOCX</w:t>
       </w:r>
     </w:p>
     <w:p>
@@ -49,21 +49,77 @@
     </w:p>
     <w:p>
       <w:r>
-        <w:t>No city, once it has been great, ever forgets the feeling of greatness. It warms the blood. It makes strangers look each other in the eye. It feels remarkably like divine favor, for which it is often mistaken.</w:t>
+        <w:t>The stage was set for hoopla. Edwin W. Edwards, who once let the good times roll as a matter of policy, was campaigning for the job he lost in 1987, asking a friendly crowd to make him Governor of Louisiana again.</w:t>
         <w:br/>
-        <w:t>Almost a century has passed since the city of Buffalo, N.Y., last experienced an epoch of national greatness, and Buffalo still remembers. Not consciously perhaps, nor in a way that one could properly call historical. In the 1960's and 1970's, Buffalo suffered a catastrophic decline, which caused it to recall its former glory with the bitterness of unfulfilled expectation. There was a Nixonian hunch in its bearing. For the last 30 years, the subtext of all good news from Buffalo has been that you won't have this city to kick around any more.</w:t>
+        <w:t xml:space="preserve"> A dozen shrimp and crab dishes filled the buffet tables. The rum drinks flowed in several bright colors, and a trio of blond girls in little sequined outfits sang a medley of patriotic hymns to a rock beat.</w:t>
         <w:br/>
-        <w:t>Today there is plenty of good news from Buffalo. Buffalo, which is just across the Niagara River from the province of Ontario, lies at the heart of free trade with Canada. There is more new construction taking place in Buffalo than in most of the rest of the ailing Northeast. And now -- the best news of all -- the Buffalo Bills are in the Super Bowl, playing their downstate rivals, the Giants. The Giants don't think of themselves as the New Jersey Giants and neither does anyone in Buffalo. The Bills are not playing Rutherford, N.J. -- they are playing Manhattan, Park Avenue, the Yankees, the big time.</w:t>
+        <w:t>But, when Mr. Edwards took the microphone Wednesday night, there was none of the Cajun zest or folksy humor that had made him Louisiana's most popular political performer for 20 years.</w:t>
         <w:br/>
-        <w:t>On Super Sunday, Jan. 27, in Tampa, the Bills will also, in spirit, be playing the great Buffalo Blizzard. The storm, which began in midafternoon on Jan. 28, 14 years ago, buried the city in snow. The blizzard was the kind of event from which Buffalo should have emerged with a nationwide reputation for resilience. Instead, it made the city, through no fault of its own, into a bad joke, a vaudeville turn, as if there were something necessarily comic about a place where snow gathers in large quantities. Only the assassination of President William McKinley at the Pan-American Exposition in 1901 garnered worse press for Buffalo.</w:t>
+        <w:t xml:space="preserve"> "Unlike anyone else running in this race, I have a mission," he said with a steely, almost solemn voice as he stared off into the distance.</w:t>
         <w:br/>
-        <w:t>Buffalo has always been a sports-crazy town. At the turn of the century, men from the city's working class east side raced trotting horses down fashionable Delaware Avenue. There were boxing cards and wrestling bouts in the armories and auditoriums. And there was professional baseball. While doing research in Buffalo not long ago, I found in a city yearbook a laconic note, dated May 6, 1887, that said, "The Buffalos are playing better ball."</w:t>
+        <w:t xml:space="preserve"> A Southern gentleman who feels his honor has been offended, Mr. Edwards, a Democrat, readily admits that his sole purpose in this campaign is to avenge his loss four years ago by unseating the incumbent, Buddy Roemer, who was elected as a Democrat but became a Republican last March.</w:t>
         <w:br/>
-        <w:t>These days Buffalo's minor league baseball team is called the Bisons. Having outgrown both old Offerman Stadium and the Rockpile, where "The Natural" was filmed, the Bisons play their better ball downtown at newlybuilt Pilot Field. The city has responded joyfully to its new stadium, which lies a scant quarter mile from Lake Erie. On pleasant summer nights, the Bisons draw larger crowds than some major league teams. (Buffalo is avidly lobbying for a major league team of its own.) And yet for real sports passion, one should talk to Buffalo's hockey fans, the Sabres' fans. They know what use to make of winter.</w:t>
+        <w:t xml:space="preserve"> At times, it seems that Mr. Edwards would be just as happy settling matters with a duel rather than an election. In any event, he is demonstrating surprising strength in the public opinion polls. Several surveys taken this summer showed him virtually even with Mr. Roemer, and a few indicate that he may have a tiny lead.</w:t>
         <w:br/>
-        <w:t>The Bills look like a hometown brood. They seem to understand that the city wants to see its kin on the field. They resemble the kind of team Buffalo might have raised on its own playgrounds and in its own schools. But of course the Bills nearly all come from somewhere else and they will nearly all go somewhere else when the season is over. For now, the Bills want exactly what Buffalo itself wants: victory. And it is meant as no slur against the team when I wonder whether the Bills can want victory as much as the residents of the city of Buffalo do. The Bills are nearly all too young to remember when the steel mills and the auto plants shut down. They were living elsewhere when the snow began to fall in early 1977; they are not responsible for the past.</w:t>
+        <w:t xml:space="preserve"> For example, monthly surveys conducted since May by the Marketing Research Institute have shown Mr. Roemer and Mr. Edwards running so close that the differences are well within the 3.5 percent margin of error for the surveys. In August, Mr. Edwards was the choice of 27 percent of those polled, and Mr. Roemer was picked by 25 percent.</w:t>
         <w:br/>
-        <w:t>Though I am a Giants fan, I will be rooting for the Bills this Sunday. Of course, it will redeem nothing, solve nothing, if they win. History is not repaired in the end zone. I will be rooting for the Bills because if they win, we will all have a chance to admire the great heart of Buffalo, N.Y. Then it is on to the Stanley Cup -- and a real celebration.</w:t>
+        <w:t xml:space="preserve"> </w:t>
+        <w:br/>
+        <w:t>Duke Has a Following</w:t>
+        <w:br/>
+        <w:t xml:space="preserve"> The third significant candidate in the race, State Representative David Duke, a Republican, was chosen by 12 percent of the 800 registered voters questioned for this survey, about the same as in several other polls. Four other candidates routinely register in the single digits.</w:t>
+        <w:br/>
+        <w:t xml:space="preserve"> Under Louisiana's open primary system all candidates, regardless of party affiliation, will appear on a single ballot on Oct. 19. If no one wins a majority, as seems virtually certain, the top two candidates will be in a runoff on Nov. 5.</w:t>
+        <w:br/>
+        <w:t xml:space="preserve"> Some analysts, like Edward Renwick, a political scientist at Loyola University of New Orleans, say there is a chance that Mr. Duke, a former leader of the Ku Klux Klan, will make it into the runoff. In a state still suffering considerable economic malaise, he appeals to white working-class voters by promising to end welfare abuses and what he calls unfair affirmative action programs.</w:t>
+        <w:br/>
+        <w:t xml:space="preserve"> Given that Mr. Duke's true popularity has often been underestimated in previous polls, Mr. Renwick argued that undecided voters who may be leaning toward Mr. Duke should be counted, bringing his total strength to about 20 percent of the electorate.</w:t>
+        <w:br/>
+        <w:t xml:space="preserve"> "If Duke's true strength is higher than it looks," Mr. Renwick said, "then it will take only a small shift of voters to put him in the runoff, but otherwise it's Edwards and Roemer fighting it out all the way."</w:t>
+        <w:br/>
+        <w:t xml:space="preserve"> </w:t>
+        <w:br/>
+        <w:t>Back From Humiliation</w:t>
+        <w:br/>
+        <w:t xml:space="preserve"> With the primary 50 days off, Mr. Edwards's showing constitutes a remarkable comeback.</w:t>
+        <w:br/>
+        <w:t xml:space="preserve"> He last held office when Louisiana was in the depths of the oil price bust of the mid-1980's, and he spent much of his last term defending himself against Federal corruption charges. Even though one trial ended with a hung jury and a second produced an acquittal, he was vulnerable to a vigorous anti-corruption campaign waged by Mr. Roemer, then a little-known Congressman from Shreveport.</w:t>
+        <w:br/>
+        <w:t xml:space="preserve"> When Mr. Edwards came in second behind Mr. Roemer in the 1987 open primary, he simply conceded the general election rather than risking further humiliation.</w:t>
+        <w:br/>
+        <w:t xml:space="preserve"> "I have a mission," Mr. Edwards, who is 64 years old, said in an interview this week. "It is to prove that I was right four years ago, that he was lying about me, and that he could not do what he said he was going to do."</w:t>
+        <w:br/>
+        <w:t xml:space="preserve"> </w:t>
+        <w:br/>
+        <w:t>A Televised Mea Culpa</w:t>
+        <w:br/>
+        <w:t xml:space="preserve"> Mr. Edwards tried to deal with his past difficulties through a half-hour television show he paid to have broadcast 18 times around the state earlier this month.</w:t>
+        <w:br/>
+        <w:t xml:space="preserve"> Sitting in a big wing chair as if he were delivering a fireside chat, he said, "I'm sorry I did not do more to retain your confidence." He blamed his problems on inattention and "underestimating entrenched interests."</w:t>
+        <w:br/>
+        <w:t xml:space="preserve"> It was an extraordinary admission from a man who retired his 1983 campaign debt with what is still widely considered the most extravagant and successful fund-raising event in American political history: he flew 618 supporters to Paris for a weekend at $10,000 a person and netted more than $4 million.</w:t>
+        <w:br/>
+        <w:t xml:space="preserve"> There is virtually no hint of that Edwin Edwards in the current campaign, and he readily acknowledges that he is now trying to project a serious, statesmanlike image.</w:t>
+        <w:br/>
+        <w:t xml:space="preserve"> "I have profited from my mistakes and profited from experience and gained some degree of wisdom from living this long," he said in the interview. "I have an abiding love for Louisiana. I have not lost my sense of humor nor my Cajun love of life, but I recognize we have serious problems that require serious approaches."</w:t>
+        <w:br/>
+        <w:t xml:space="preserve"> Mr. Roemer, however, is not about to let his adversary, or the voters, forget the past.</w:t>
+        <w:br/>
+        <w:t xml:space="preserve"> When the incumbent formally opened his campaign on Tuesday, he mounted the stage of a hotel ballroom to the sound of "Teach Your Children," the song by Crosby, Stills, Nash and Young. Then without ever naming Mr. Edwards, he waded into a speech calling on voters to save the young from the perils of the past.</w:t>
+        <w:br/>
+        <w:t xml:space="preserve"> "I remember the headlines of four, five and six years ago," Mr. Roemer said.  "Mass unemployment, financial bankruptcy, educational failure, environmental disdain, political corruption. We will not go back. We will not turn back the clock. Our children's future can't endure it. Our conscience won't allow it."</w:t>
+        <w:br/>
+        <w:t xml:space="preserve"> The Roemer campaign began broadcasting television spots showing some of those headlines with an announcer saying: "Then came Buddy Roemer. He warned that changing generations of corruption would be tough, and it is."</w:t>
+        <w:br/>
+        <w:t xml:space="preserve"> The Louisiana governor's race defies so many political norms that it verges toward the unique.</w:t>
+        <w:br/>
+        <w:t xml:space="preserve"> The top three candidates -- Mr. Roemer, Mr. Edwards and Mr. Duke -- all have near 100 percent name recognition and already arouse deep passions in the electorate. There are no outsiders here.</w:t>
+        <w:br/>
+        <w:t xml:space="preserve"> New legal limits on campaign contributions and the depressed state economy have drastically shrunk the candidates' coffers. Campaign spending this year by all candidates is not expected to exceed $12 million. Mr. Edwards alone spent more than that in 1983, the last campaign before the oil bust.</w:t>
+        <w:br/>
+        <w:t xml:space="preserve"> Finally, because money is tight and the major candidates are so well known, very little campaigning has taken place over the summer. Rather than the long campaigns that have become the norm, this entire race is about to be fought in a short, brutal battle.</w:t>
+        <w:br/>
+        <w:t xml:space="preserve"> State Representative Sherman N. Copelin Jr., a powerful New Orleans Democrat who has backed Mr. Edwards in the past, said, "It's going to be fast, and it's going to get very personal, and it's going to be a very close finish."</w:t>
         <w:br/>
         <w:br/>
         <w:t>Graphic</w:t>
@@ -71,7 +127,7 @@
         <w:br/>
         <w:t xml:space="preserve"> </w:t>
         <w:br/>
-        <w:t>Drawing</w:t>
+        <w:t>Photo: "Unlike anyone else running in this race, I have a mission," said former Gov. Edwin W. Edwards, who is seeking the job he lost in 1987. (Matt Anderson for The New York Times)</w:t>
       </w:r>
     </w:p>
     <w:sectPr>

--- a/example_articles/states/Louisiana/1.states_Louisiana_New_York_Times.docx
+++ b/example_articles/states/Louisiana/1.states_Louisiana_New_York_Times.docx
@@ -7,7 +7,7 @@
         <w:pStyle w:val="Heading1"/>
       </w:pPr>
       <w:r>
-        <w:t>In Feast of Louisiana Governor's Race, Revenge Is Main Course</w:t>
+        <w:t>A Trip to New Orleans, With Built-In Babysitters</w:t>
       </w:r>
     </w:p>
     <w:p>
@@ -17,17 +17,17 @@
     </w:p>
     <w:p>
       <w:r>
-        <w:t>Date: 1991-09-02</w:t>
+        <w:t>Date: 2017-09-17</w:t>
       </w:r>
     </w:p>
     <w:p>
       <w:r>
-        <w:t>Section: Section 1;; Section 1; Page 8; Column 2; National Desk; Column 2;; Biography</w:t>
+        <w:t>Section: Section TR; Column 0; Travel Desk; Pg. 7; FRUGAL FAMILY</w:t>
       </w:r>
     </w:p>
     <w:p>
       <w:r>
-        <w:t>Source file: NYT/50.DOCX</w:t>
+        <w:t>Source file: NYT/30.DOCX</w:t>
       </w:r>
     </w:p>
     <w:p>
@@ -49,77 +49,42 @@
     </w:p>
     <w:p>
       <w:r>
-        <w:t>The stage was set for hoopla. Edwin W. Edwards, who once let the good times roll as a matter of policy, was campaigning for the job he lost in 1987, asking a friendly crowd to make him Governor of Louisiana again.</w:t>
+        <w:t>It was Friday night at Bacchanal, a lusty backyard wine shop, open-air restaurant and performance stage deep in a postindustrial corner of New Orleans's Bywater neighborhood, a levee away from the muddy Mississippi. I drank wine and flirted with a handsome man as a jazz quartet played and a warm wind shook the flowering trees overhead. The man was my husband and the semitropical air was weighted with expectation. This was a rare opportunity.</w:t>
         <w:br/>
-        <w:t xml:space="preserve"> A dozen shrimp and crab dishes filled the buffet tables. The rum drinks flowed in several bright colors, and a trio of blond girls in little sequined outfits sang a medley of patriotic hymns to a rock beat.</w:t>
+        <w:t xml:space="preserve">Parents of a toddler, Tim and I don't get nights out together often -- much less late nights in New Orleans, a city we love and that we visited whenever possible in the years before our 22-month-old daughter, Roxie, was born. But on this mild night, Roxie was asleep in a pop-up travel tent on the floor of our Airbnb, a short walk away, and we were flush with freedom. </w:t>
         <w:br/>
-        <w:t>But, when Mr. Edwards took the microphone Wednesday night, there was none of the Cajun zest or folksy humor that had made him Louisiana's most popular political performer for 20 years.</w:t>
+        <w:t xml:space="preserve">  This had been my scheme. I'd been wanting to rope our friends, Meghan and Andrew, who live in Chicago with their son Albie -- a year older than Roxie -- into a two-family trip. Spring in New Orleans, a long-but-doable drive from Illinois, finally convinced them. It was high season in late March, but for about the cost per family of a modest motel room ($112 a night), I found a full two-bedroom apartment, the rear unit in a historic shotgun house. It had a kitchen and a washer-dryer, the things that make being away from home with a toddler feel more manageable and less like a television episode of ''Survivor.''</w:t>
         <w:br/>
-        <w:t xml:space="preserve"> "Unlike anyone else running in this race, I have a mission," he said with a steely, almost solemn voice as he stared off into the distance.</w:t>
+        <w:t xml:space="preserve">  The apartment was in the Bywater, a once-working class neighborhood where -- years ago, pre-Hurricane Katrina -- Tim and I had been convinced we would someday live. I remember feeling at home among its eccentric residents and fabulously gawdy-colored shoe box cottages, many now spray-painted with the cross-shaped search symbols used by rescue and relief agencies in Katrina's aftermath. Despite now being deep in the throes of gentrification, the Bywater still feels lived in, unlike some places that change so quickly that nothing is left but the architecture. I was thrilled to be back.</w:t>
         <w:br/>
-        <w:t xml:space="preserve"> A Southern gentleman who feels his honor has been offended, Mr. Edwards, a Democrat, readily admits that his sole purpose in this campaign is to avenge his loss four years ago by unseating the incumbent, Buddy Roemer, who was elected as a Democrat but became a Republican last March.</w:t>
+        <w:t xml:space="preserve">  The plan seemed flawless. We could spend concentrated time with friends we seldom see in a place we love, save money by splitting costs and, I hoped, swap a couple nights of babysitting, with each couple taking a turn staying in after bedtime while the other couple was cut loose.</w:t>
         <w:br/>
-        <w:t xml:space="preserve"> At times, it seems that Mr. Edwards would be just as happy settling matters with a duel rather than an election. In any event, he is demonstrating surprising strength in the public opinion polls. Several surveys taken this summer showed him virtually even with Mr. Roemer, and a few indicate that he may have a tiny lead.</w:t>
+        <w:t xml:space="preserve">  Having had Roxie at 36, I don't often miss the wantonness of my pre-parenthood life. I had my fill. But in New Orleans, I pined for us to be some version of the couple we'd been in the 14 years before Roxie made our lives bigger, more joyous and significantly less carefree. So, by the time we got our Friday night alone, we'd spent hours scouring online music listings, trying to decide between the dozens of intriguing free or cheap shows. We didn't just want to listen to music, we wanted to dance. We wanted to drink too much and stay out too late.</w:t>
         <w:br/>
-        <w:t xml:space="preserve"> For example, monthly surveys conducted since May by the Marketing Research Institute have shown Mr. Roemer and Mr. Edwards running so close that the differences are well within the 3.5 percent margin of error for the surveys. In August, Mr. Edwards was the choice of 27 percent of those polled, and Mr. Roemer was picked by 25 percent.</w:t>
+        <w:t xml:space="preserve">  That's a lot of pressure to put on an evening. Our plan was to wait until Roxie was asleep so our friends wouldn't have to tackle bedtime, walk to dinner, then hop a Lyft across town to Tipitina's, a bar where Tank and The Bangas -- a woman-led soul band with wild energy -- was performing for $12. It took Tim and me so long to settle on our destination that by the time we arrived, after a lengthy detour at the mercy of lost Lyft driver, the show was sold out.</w:t>
         <w:br/>
-        <w:t xml:space="preserve"> </w:t>
+        <w:t xml:space="preserve">  From there, our night just stalled. We lost momentum. We wandered the neighborhood around Tipitina's, hoping to chance upon something wonderful in a city that rewards aimlessness. But we never found our footing. We tried one bar, then another -- bickering, as we rarely do, over who was at fault for our lousy planning. Ultimately, though, we were just tired parents with the back-of-mind worry that our daughter would wake while we were out.</w:t>
         <w:br/>
-        <w:t>Duke Has a Following</w:t>
+        <w:t xml:space="preserve">  But even if our aspirations for a night of undomesticated, immoderate revelry were unfulfilled, the two-family trip was a revelation in less dramatic but equally significant ways. As our family's designated travel planner, for example, I was thrilled to have another set of eyes and interests guiding our itinerary. While I was searching for rentals, Meghan compiled a list of friend-recommended restaurants and made reservations for a three-hour Confederacy of Cruisers ''Creole New Orleans'' bicycle tour ($49 per adult). It was a two-family outing that wouldn't have occurred to me. But the two- and three-year-olds rode in toddler seats mounted on each dad's bike. It ended up being a high point of the trip.</w:t>
         <w:br/>
-        <w:t xml:space="preserve"> The third significant candidate in the race, State Representative David Duke, a Republican, was chosen by 12 percent of the 800 registered voters questioned for this survey, about the same as in several other polls. Four other candidates routinely register in the single digits.</w:t>
+        <w:t xml:space="preserve">  Our guide, Keith, a native New Orleanean in a white linen shirt, a straw hat and a silver beard, performed his hometown's history with theatrical flourish. In his telling, the complex interwoven narrative of African slaves and freed blacks, of French Canadian ''Cajuns'' and Colonial Protestants, of German, Italian and Irish immigrants was an artfully constructed dark comedy. The ride itself had us navigating mellow side streets a few blocks at a time, then stopping at a cathedral or a monument or an old recording studio-turned-laundromat, where Keith would fire off anecdotes and trivia, periodically lamenting that he was ''again giving unjustifiably short shrift to the Native Americans'' -- a lighthearted yet self-aware acknowledgment of how much history he was glossing over.</w:t>
         <w:br/>
-        <w:t xml:space="preserve"> Under Louisiana's open primary system all candidates, regardless of party affiliation, will appear on a single ballot on Oct. 19. If no one wins a majority, as seems virtually certain, the top two candidates will be in a runoff on Nov. 5.</w:t>
+        <w:t xml:space="preserve">  That night we all piled into Meghan and Andrew's S.U.V. and drove across town. We were following the recommendation of the owner of our rental, Danny, a native New Yorker who has lived down South for decades. Danny had offered to pick Tim, Roxie and me up at the airport and had arrived in a cream-colored, 1980s-era Cadillac with a laundry list of recommendations that he rattled off faster than I could write them down: the not-to-miss live music happening that week, the neighborhood bar that sells crayfish at $10 per pound on Tuesdays and his favorite .50-cent raw oyster happy hour: Superior Seafood in Uptown. I trusted him implicitly.</w:t>
         <w:br/>
-        <w:t xml:space="preserve"> Some analysts, like Edward Renwick, a political scientist at Loyola University of New Orleans, say there is a chance that Mr. Duke, a former leader of the Ku Klux Klan, will make it into the runoff. In a state still suffering considerable economic malaise, he appeals to white working-class voters by promising to end welfare abuses and what he calls unfair affirmative action programs.</w:t>
+        <w:t xml:space="preserve">  With two car seats and four adults, it was a cramped ride, requiring some creative seating arrangements. (I spent the ride to Superior curled up in the S.U.V.'s cargo trunk.) The meal, in an unexpectedly elegant dining room of dark wood, bronze accents and white table cloths, made us feel as if we were somehow getting away with something unseemly by paying so little. We ordered a dozen large, plump, raw oysters for $6. Then we ordered another. Meghan and I shared a $9 bottle of decent sauvignon blanc, while Tim and Andrew drank $3 pints of craft I.P.A.'s and the kids gobbled fried shrimp and French fries ($6). This was vacation food, indulgent and celebratory. Our entire bill came to $38.</w:t>
         <w:br/>
-        <w:t xml:space="preserve"> Given that Mr. Duke's true popularity has often been underestimated in previous polls, Mr. Renwick argued that undecided voters who may be leaning toward Mr. Duke should be counted, bringing his total strength to about 20 percent of the electorate.</w:t>
+        <w:t xml:space="preserve">  Danny was a charming, generous host. But what had drawn me to his place was its backyard, which was shaded with trees and had not only a screened-in porch but a swim spa: a cross between a small pool with jets and a large hot tub. During the day, we would unleash the floaties and splash with the kids in the temperate water, a welcome break from the midday heat. White butterflies flitted among the leaves and birds with deep indigo feathers hopped from branch to branch. At night, we'd turn up the temperature, Meghan would make Sazeracs, the classic New Orleans cocktail of absinthe, rye and Peychaud's bitters, and the four of us would stay up late, soaking and laughing under the stars.</w:t>
         <w:br/>
-        <w:t xml:space="preserve"> "If Duke's true strength is higher than it looks," Mr. Renwick said, "then it will take only a small shift of voters to put him in the runoff, but otherwise it's Edwards and Roemer fighting it out all the way."</w:t>
+        <w:t xml:space="preserve">  Working around nap schedules meant that there were times when the best use of a three-hour window was to stay close to home. We'd take the Rusty Rainbow -- an arch-shaped pedestrian train track overpass -- from Piety Street to Crescent Park, an unpolished, Highline-style public space built from the remnants of riverfront industry. We'd walk through the Bywater and the next neighborhood north, Faubourg Marigny, where the ''Creole cottages'' and shotgun shacks were painted like multicolored parrots. We'd return to the same corner store, Frady's One Stop, again and again -- eating our way through its menu of impossibly affordable foot-long po boys, muffulettas and ''Grumpy Old Man'' budget breakfasts (beautifully scrambled eggs, butter-doused grits, toast and sausage for $5.50) at the playground across the street.</w:t>
         <w:br/>
-        <w:t xml:space="preserve"> </w:t>
+        <w:t xml:space="preserve">  Other days, we were more ambitious, with varying degrees of success. One overcast morning, we all rode the $3 streetcar -- which the kids would happily have done all day -- to the Garden District, a neighborhood of stately mansions and sprawling shade trees. We stopped in Stein's Market &amp; Deli, a classic Jewish delicatessen, where we ordered meaty $10 sandwiches that were large enough for two meals.</w:t>
         <w:br/>
-        <w:t>Back From Humiliation</w:t>
+        <w:t xml:space="preserve">  Another afternoon, we drove to City Park, a 1,300-acre public park with fields and lakes, museums and amusement parks. Though there's a children's book themed playground (admission $4) at the park, we decided on the free-admission sculpture garden instead. Paddle boats and gondolas dipped under a bridge leading to winding paths through massive, three-dimensional works that shimmered in the sun and reached to the sky. The piece that stayed with me was the artist Do-Ho Suh's ''Karma,'' a stainless-steel man with another man crouched on his shoulders, and another man on his, and on his, and on his, arching high above us like a human spine. Tim and Andrew stood beside it, Roxie and Albie on their respective shoulders, a juxtaposition that was both ridiculous and somehow poignant.</w:t>
         <w:br/>
-        <w:t xml:space="preserve"> With the primary 50 days off, Mr. Edwards's showing constitutes a remarkable comeback.</w:t>
+        <w:t xml:space="preserve">  I never did get the carefree night out I'd wanted so badly; and neither did Meghan and Andrew, who didn't take us up on our offer to return the favor of babysitting Roxie. In the end, it didn't matter. Watching Roxie and Albie walk hand-in-hand (and occasionally squabble) was, as much as anything, what the trip was about. That and delicious food, beautiful art and stunning architecture. And friendship. Friendship and Sazeracs.</w:t>
         <w:br/>
-        <w:t xml:space="preserve"> He last held office when Louisiana was in the depths of the oil price bust of the mid-1980's, and he spent much of his last term defending himself against Federal corruption charges. Even though one trial ended with a hung jury and a second produced an acquittal, he was vulnerable to a vigorous anti-corruption campaign waged by Mr. Roemer, then a little-known Congressman from Shreveport.</w:t>
         <w:br/>
-        <w:t xml:space="preserve"> When Mr. Edwards came in second behind Mr. Roemer in the 1987 open primary, he simply conceded the general election rather than risking further humiliation.</w:t>
-        <w:br/>
-        <w:t xml:space="preserve"> "I have a mission," Mr. Edwards, who is 64 years old, said in an interview this week. "It is to prove that I was right four years ago, that he was lying about me, and that he could not do what he said he was going to do."</w:t>
-        <w:br/>
-        <w:t xml:space="preserve"> </w:t>
-        <w:br/>
-        <w:t>A Televised Mea Culpa</w:t>
-        <w:br/>
-        <w:t xml:space="preserve"> Mr. Edwards tried to deal with his past difficulties through a half-hour television show he paid to have broadcast 18 times around the state earlier this month.</w:t>
-        <w:br/>
-        <w:t xml:space="preserve"> Sitting in a big wing chair as if he were delivering a fireside chat, he said, "I'm sorry I did not do more to retain your confidence." He blamed his problems on inattention and "underestimating entrenched interests."</w:t>
-        <w:br/>
-        <w:t xml:space="preserve"> It was an extraordinary admission from a man who retired his 1983 campaign debt with what is still widely considered the most extravagant and successful fund-raising event in American political history: he flew 618 supporters to Paris for a weekend at $10,000 a person and netted more than $4 million.</w:t>
-        <w:br/>
-        <w:t xml:space="preserve"> There is virtually no hint of that Edwin Edwards in the current campaign, and he readily acknowledges that he is now trying to project a serious, statesmanlike image.</w:t>
-        <w:br/>
-        <w:t xml:space="preserve"> "I have profited from my mistakes and profited from experience and gained some degree of wisdom from living this long," he said in the interview. "I have an abiding love for Louisiana. I have not lost my sense of humor nor my Cajun love of life, but I recognize we have serious problems that require serious approaches."</w:t>
-        <w:br/>
-        <w:t xml:space="preserve"> Mr. Roemer, however, is not about to let his adversary, or the voters, forget the past.</w:t>
-        <w:br/>
-        <w:t xml:space="preserve"> When the incumbent formally opened his campaign on Tuesday, he mounted the stage of a hotel ballroom to the sound of "Teach Your Children," the song by Crosby, Stills, Nash and Young. Then without ever naming Mr. Edwards, he waded into a speech calling on voters to save the young from the perils of the past.</w:t>
-        <w:br/>
-        <w:t xml:space="preserve"> "I remember the headlines of four, five and six years ago," Mr. Roemer said.  "Mass unemployment, financial bankruptcy, educational failure, environmental disdain, political corruption. We will not go back. We will not turn back the clock. Our children's future can't endure it. Our conscience won't allow it."</w:t>
-        <w:br/>
-        <w:t xml:space="preserve"> The Roemer campaign began broadcasting television spots showing some of those headlines with an announcer saying: "Then came Buddy Roemer. He warned that changing generations of corruption would be tough, and it is."</w:t>
-        <w:br/>
-        <w:t xml:space="preserve"> The Louisiana governor's race defies so many political norms that it verges toward the unique.</w:t>
-        <w:br/>
-        <w:t xml:space="preserve"> The top three candidates -- Mr. Roemer, Mr. Edwards and Mr. Duke -- all have near 100 percent name recognition and already arouse deep passions in the electorate. There are no outsiders here.</w:t>
-        <w:br/>
-        <w:t xml:space="preserve"> New legal limits on campaign contributions and the depressed state economy have drastically shrunk the candidates' coffers. Campaign spending this year by all candidates is not expected to exceed $12 million. Mr. Edwards alone spent more than that in 1983, the last campaign before the oil bust.</w:t>
-        <w:br/>
-        <w:t xml:space="preserve"> Finally, because money is tight and the major candidates are so well known, very little campaigning has taken place over the summer. Rather than the long campaigns that have become the norm, this entire race is about to be fought in a short, brutal battle.</w:t>
-        <w:br/>
-        <w:t xml:space="preserve"> State Representative Sherman N. Copelin Jr., a powerful New Orleans Democrat who has backed Mr. Edwards in the past, said, "It's going to be fast, and it's going to get very personal, and it's going to be a very close finish."</w:t>
+        <w:t>https://www.nytimes.com/2017/09/06/travel/budget-family-vacation-new-orleans.html</w:t>
         <w:br/>
         <w:br/>
         <w:t>Graphic</w:t>
@@ -127,7 +92,11 @@
         <w:br/>
         <w:t xml:space="preserve"> </w:t>
         <w:br/>
-        <w:t>Photo: "Unlike anyone else running in this race, I have a mission," said former Gov. Edwin W. Edwards, who is seeking the job he lost in 1987. (Matt Anderson for The New York Times)</w:t>
+        <w:t>PHOTOS: From top: Frady's store in the Bywater neighborhood of New Orleans</w:t>
+        <w:br/>
+        <w:t>the neighborhood is in the midst of gentrification</w:t>
+        <w:br/>
+        <w:t xml:space="preserve"> Crescent Park was built from the remnants of riverfront industry. (PHOTOGRAPHS BY SARA ESSEX BRADLEY FOR THE NEW YORK TIMES) MAPS</w:t>
       </w:r>
     </w:p>
     <w:sectPr>
